--- a/server/templates/library/provision-of-supports-policy/template.docx
+++ b/server/templates/library/provision-of-supports-policy/template.docx
@@ -11928,7 +11928,7 @@
               <w:szCs w:val="16"/>
               <w:rtl w:val="0"/>
             </w:rPr>
-            <w:t>The Board of Spring 2 Health Pty Ltd</w:t>
+            <w:t>The Board of {org.legal_name}</w:t>
           </w:r>
           <w:r>
             <w:rPr>
@@ -12336,7 +12336,7 @@
         <w:szCs w:val="28"/>
         <w:rtl w:val="0"/>
       </w:rPr>
-      <w:t>Spring 2 Health ABN 71 665 820 986</w:t>
+      <w:t>{org.name} ABN {org.abn}</w:t>
     </w:r>
   </w:p>
   <w:p>

--- a/server/templates/library/provision-of-supports-policy/template.docx
+++ b/server/templates/library/provision-of-supports-policy/template.docx
@@ -12321,6 +12321,15 @@
 <w:hdr xmlns:mc="http://schemas.openxmlformats.org/markup-compatibility/2006" xmlns:o="urn:schemas-microsoft-com:office:office" xmlns:r="http://schemas.openxmlformats.org/officeDocument/2006/relationships" xmlns:m="http://schemas.openxmlformats.org/officeDocument/2006/math" xmlns:v="urn:schemas-microsoft-com:vml" xmlns:wp="http://schemas.openxmlformats.org/drawingml/2006/wordprocessingDrawing" xmlns:w10="urn:schemas-microsoft-com:office:word" xmlns:w="http://schemas.openxmlformats.org/wordprocessingml/2006/main" xmlns:wne="http://schemas.microsoft.com/office/word/2006/wordml" xmlns:sl="http://schemas.openxmlformats.org/schemaLibrary/2006/main" xmlns:a="http://schemas.openxmlformats.org/drawingml/2006/main" xmlns:pic="http://schemas.openxmlformats.org/drawingml/2006/picture" xmlns:c="http://schemas.openxmlformats.org/drawingml/2006/chart" xmlns:lc="http://schemas.openxmlformats.org/drawingml/2006/lockedCanvas" xmlns:dgm="http://schemas.openxmlformats.org/drawingml/2006/diagram" xmlns:wps="http://schemas.microsoft.com/office/word/2010/wordprocessingShape" xmlns:wpg="http://schemas.microsoft.com/office/word/2010/wordprocessingGroup" xmlns:w14="http://schemas.microsoft.com/office/word/2010/wordml" xmlns:w15="http://schemas.microsoft.com/office/word/2012/wordml">
   <w:p>
     <w:pPr>
+      <w:spacing w:before="0" w:after="80"/>
+      <w:jc w:val="left"/>
+    </w:pPr>
+    <w:r>
+      <w:t xml:space="preserve">{%org_logo}</w:t>
+    </w:r>
+  </w:p>
+  <w:p>
+    <w:pPr>
       <w:pageBreakBefore w:val="0"/>
       <w:spacing w:after="120" w:line="240" w:lineRule="auto"/>
       <w:rPr>
@@ -12364,6 +12373,15 @@
 
 <file path=word/header2.xml><?xml version="1.0" encoding="utf-8"?>
 <w:hdr xmlns:mc="http://schemas.openxmlformats.org/markup-compatibility/2006" xmlns:o="urn:schemas-microsoft-com:office:office" xmlns:r="http://schemas.openxmlformats.org/officeDocument/2006/relationships" xmlns:m="http://schemas.openxmlformats.org/officeDocument/2006/math" xmlns:v="urn:schemas-microsoft-com:vml" xmlns:wp="http://schemas.openxmlformats.org/drawingml/2006/wordprocessingDrawing" xmlns:w10="urn:schemas-microsoft-com:office:word" xmlns:w="http://schemas.openxmlformats.org/wordprocessingml/2006/main" xmlns:wne="http://schemas.microsoft.com/office/word/2006/wordml" xmlns:sl="http://schemas.openxmlformats.org/schemaLibrary/2006/main" xmlns:a="http://schemas.openxmlformats.org/drawingml/2006/main" xmlns:pic="http://schemas.openxmlformats.org/drawingml/2006/picture" xmlns:c="http://schemas.openxmlformats.org/drawingml/2006/chart" xmlns:lc="http://schemas.openxmlformats.org/drawingml/2006/lockedCanvas" xmlns:dgm="http://schemas.openxmlformats.org/drawingml/2006/diagram" xmlns:wps="http://schemas.microsoft.com/office/word/2010/wordprocessingShape" xmlns:wpg="http://schemas.microsoft.com/office/word/2010/wordprocessingGroup" xmlns:w14="http://schemas.microsoft.com/office/word/2010/wordml" xmlns:w15="http://schemas.microsoft.com/office/word/2012/wordml">
+  <w:p>
+    <w:pPr>
+      <w:spacing w:before="0" w:after="80"/>
+      <w:jc w:val="left"/>
+    </w:pPr>
+    <w:r>
+      <w:t xml:space="preserve">{%org_logo}</w:t>
+    </w:r>
+  </w:p>
   <w:p>
     <w:pPr>
       <w:keepNext w:val="0"/>

--- a/server/templates/library/provision-of-supports-policy/template.docx
+++ b/server/templates/library/provision-of-supports-policy/template.docx
@@ -194,14 +194,7 @@
           <w:color w:val="000000"/>
           <w:rtl w:val="0"/>
         </w:rPr>
-        <w:t>ach</w:t>
-      </w:r>
-      <w:r>
-        <w:rPr>
-          <w:color w:val="000000"/>
-          <w:rtl w:val="0"/>
-        </w:rPr>
-        <w:t xml:space="preserve"> participant has a clear understanding of the </w:t>
+        <w:t xml:space="preserve">ach participant has a clear understanding of the </w:t>
       </w:r>
       <w:r>
         <w:rPr>
@@ -288,11 +281,6 @@
         </w:rPr>
         <w:t>Each client accesses support in a safe environment that is appropriate to their needs.</w:t>
       </w:r>
-      <w:r>
-        <w:rPr>
-          <w:rtl w:val="0"/>
-        </w:rPr>
-      </w:r>
     </w:p>
     <w:p>
       <w:pPr>
@@ -1404,13 +1392,7 @@
         <w:rPr>
           <w:rtl w:val="0"/>
         </w:rPr>
-        <w:t>Support</w:t>
-      </w:r>
-      <w:r>
-        <w:rPr>
-          <w:rtl w:val="0"/>
-        </w:rPr>
-        <w:t xml:space="preserve"> is provided based on the least intrusive options, in accordance with contemporary evidence-informed practices that meet participant needs and help achieve desired outcomes.</w:t>
+        <w:t xml:space="preserve">Support is provided based on the least intrusive options, in accordance with contemporary evidence-informed practices that meet participant needs and help achieve desired outcomes.</w:t>
       </w:r>
     </w:p>
     <w:p>
@@ -1877,11 +1859,6 @@
         </w:rPr>
         <w:t>Processes for transitioning to or from the provider (including temporary transitions referred to in subsection (2)) are developed, applied, reviewed and communicated.</w:t>
       </w:r>
-      <w:r>
-        <w:rPr>
-          <w:rtl w:val="0"/>
-        </w:rPr>
-      </w:r>
     </w:p>
     <w:p>
       <w:pPr>
@@ -2315,11 +2292,6 @@
         </w:rPr>
         <w:t>PPE is available to each worker, and each participant, who requires it.</w:t>
       </w:r>
-      <w:r>
-        <w:rPr>
-          <w:rtl w:val="0"/>
-        </w:rPr>
-      </w:r>
     </w:p>
     <w:p>
       <w:pPr>
@@ -2815,11 +2787,6 @@
           <w:rtl w:val="0"/>
         </w:rPr>
         <w:t>means the class of support referred to as assistance with daily personal activities in the NDIS.</w:t>
-      </w:r>
-      <w:r>
-        <w:rPr>
-          <w:rtl w:val="0"/>
-        </w:rPr>
       </w:r>
     </w:p>
     <w:p>
@@ -3108,11 +3075,6 @@
         </w:rPr>
         <w:t>the Client uses equipment to enable or facilitate communication with others, including to enable or facilitate the use of a phone or other device.</w:t>
       </w:r>
-      <w:r>
-        <w:rPr>
-          <w:rtl w:val="0"/>
-        </w:rPr>
-      </w:r>
     </w:p>
     <w:p>
       <w:pPr>
@@ -3676,13 +3638,7 @@
         <w:rPr>
           <w:rtl w:val="0"/>
         </w:rPr>
-        <w:t>{org.name}</w:t>
-      </w:r>
-      <w:r>
-        <w:rPr>
-          <w:rtl w:val="0"/>
-        </w:rPr>
-        <w:t xml:space="preserve"> will provide Clients and their support network, support to understand their Services Agreement and conditions using the language, mode of communication and terms that the Client is most likely to understand including by:</w:t>
+        <w:t xml:space="preserve">{org.name} will provide Clients and their support network, support to understand their Services Agreement and conditions using the language, mode of communication and terms that the Client is most likely to understand including by:</w:t>
       </w:r>
     </w:p>
     <w:p>
@@ -3805,11 +3761,6 @@
         </w:rPr>
         <w:t>When intending to provide SIL supports to a Client in SDA accommodation, {org.name} should enter into a SIL and SDA Collaboration Agreement with the specialist disability accommodation provider and the Client in substantially the same form as the {org.name} template SIL and SDA Collaboration Agreement, unless it is agreed that the SDA accommodation provider’s proposed agreement between the parties is more suitable in the circumstances.</w:t>
       </w:r>
-      <w:r>
-        <w:rPr>
-          <w:rtl w:val="0"/>
-        </w:rPr>
-      </w:r>
     </w:p>
     <w:p>
       <w:pPr>
@@ -3835,13 +3786,7 @@
         <w:rPr>
           <w:rtl w:val="0"/>
         </w:rPr>
-        <w:t>{org.name}</w:t>
-      </w:r>
-      <w:r>
-        <w:rPr>
-          <w:rtl w:val="0"/>
-        </w:rPr>
-        <w:t xml:space="preserve"> service agreements set out the arrangements for providing support in the event of an emergency or disaster.</w:t>
+        <w:t xml:space="preserve">{org.name} service agreements set out the arrangements for providing support in the event of an emergency or disaster.</w:t>
       </w:r>
     </w:p>
     <w:p>
@@ -4372,11 +4317,6 @@
         </w:rPr>
         <w:t>Unless otherwise agreed in the Privacy Consent Form, links are developed and maintained by {org.name} through collaboration with other providers, including health care and allied health providers, to share their information, manage risks to them and meet the Client’s needs.</w:t>
       </w:r>
-      <w:r>
-        <w:rPr>
-          <w:rtl w:val="0"/>
-        </w:rPr>
-      </w:r>
     </w:p>
     <w:p>
       <w:pPr>
@@ -4394,11 +4334,6 @@
         </w:rPr>
         <w:t>Reasonable efforts are made to involve the Client in selecting their Workers, including the preferred gender of Workers providing personal care support.</w:t>
       </w:r>
-      <w:r>
-        <w:rPr>
-          <w:rtl w:val="0"/>
-        </w:rPr>
-      </w:r>
     </w:p>
     <w:p>
       <w:pPr>
@@ -4415,11 +4350,6 @@
           <w:rtl w:val="0"/>
         </w:rPr>
         <w:t>Where a Client has specific needs which require monitoring and/or daily support, {org.name} will ensure Workers are appropriately trained and understand the Client’s needs and preferences contemporaneously in accordance with the Service Access Procedure set out below.</w:t>
-      </w:r>
-      <w:r>
-        <w:rPr>
-          <w:rtl w:val="0"/>
-        </w:rPr>
       </w:r>
     </w:p>
     <w:p>
@@ -4483,13 +4413,7 @@
         <w:rPr>
           <w:rtl w:val="0"/>
         </w:rPr>
-        <w:t>{org.name}</w:t>
-      </w:r>
-      <w:r>
-        <w:rPr>
-          <w:rtl w:val="0"/>
-        </w:rPr>
-        <w:t xml:space="preserve"> will ensure planned transitions by a Client to or from it are facilitated in collaboration with each Client and their support network when possible in accordance with documented procedure. </w:t>
+        <w:t xml:space="preserve">{org.name} will ensure planned transitions by a Client to or from it are facilitated in collaboration with each Client and their support network when possible in accordance with documented procedure. </w:t>
       </w:r>
     </w:p>
     <w:p>
@@ -4598,11 +4522,6 @@
         </w:rPr>
         <w:t xml:space="preserve">{org.name} will support potential Clients’ right to complain and provide feedback about any aspect of their access to and the provision of support that are important to them and for them, their family and carers. </w:t>
       </w:r>
-      <w:r>
-        <w:rPr>
-          <w:rtl w:val="0"/>
-        </w:rPr>
-      </w:r>
     </w:p>
     <w:p>
       <w:pPr>
@@ -4661,7 +4580,7 @@
         <w:rPr>
           <w:rtl w:val="0"/>
         </w:rPr>
-        <w:t>The Policy is supported by the following Procedures which are intended to clarify the responsibilities of the board, Principal, Key Management Personnel, Workers and other persons and make explicit the underlying principles of the Policy. The Procedures work together dynamically and are relevant to all parts of {org.name}. The Procedures are not ordered in priority and all are important to achieving the</w:t>
+        <w:t>The Policy is supported by the following Procedures which are intended to clarify the responsibilities of Principal, Key Management Personnel, Workers and other persons and make explicit the underlying principles of the Policy. The Procedures work together dynamically and are relevant to all parts of {org.name}. The Procedures are not ordered in priority and all are important to achieving the</w:t>
       </w:r>
       <w:r>
         <w:rPr>
@@ -4675,11 +4594,6 @@
           <w:rtl w:val="0"/>
         </w:rPr>
         <w:t>aims of the Policy Statement.</w:t>
-      </w:r>
-      <w:r>
-        <w:rPr>
-          <w:rtl w:val="0"/>
-        </w:rPr>
       </w:r>
     </w:p>
     <w:tbl>
@@ -6891,14 +6805,7 @@
                 <w:rFonts w:ascii="Arial" w:cs="Arial" w:eastAsia="Arial" w:hAnsi="Arial"/>
                 <w:rtl w:val="0"/>
               </w:rPr>
-              <w:t xml:space="preserve">with appropriate strategies to manage known risks planned and implemented, </w:t>
-            </w:r>
-            <w:r>
-              <w:rPr>
-                <w:rFonts w:ascii="Arial" w:cs="Arial" w:eastAsia="Arial" w:hAnsi="Arial"/>
-                <w:rtl w:val="0"/>
-              </w:rPr>
-              <w:t>including strategies to manage any identified risks with respect to a Client that is Subject to a Significant Risk Factor. Where relevant, this process should include with other providers (including health care and allied health providers and providers of other services) to identify and manage risks to participants and to correctly interpret their needs and preferences,</w:t>
+              <w:t xml:space="preserve">with appropriate strategies to manage known risks planned and implemented, including strategies to manage any identified risks with respect to a Client that is Subject to a Significant Risk Factor. Where relevant, this process should include with other providers (including health care and allied health providers and providers of other services) to identify and manage risks to participants and to correctly interpret their needs and preferences,</w:t>
             </w:r>
           </w:p>
           <w:p>
@@ -6916,21 +6823,7 @@
                 <w:rFonts w:ascii="Arial" w:cs="Arial" w:eastAsia="Arial" w:hAnsi="Arial"/>
                 <w:rtl w:val="0"/>
               </w:rPr>
-              <w:t>and develop a written Client Support Plan,</w:t>
-            </w:r>
-            <w:r>
-              <w:rPr>
-                <w:rFonts w:ascii="Arial" w:cs="Arial" w:eastAsia="Arial" w:hAnsi="Arial"/>
-                <w:rtl w:val="0"/>
-              </w:rPr>
-              <w:t xml:space="preserve"> Risk Assessment and Home Safety and Risk Assessment Checklist </w:t>
-            </w:r>
-            <w:r>
-              <w:rPr>
-                <w:rFonts w:ascii="Arial" w:cs="Arial" w:eastAsia="Arial" w:hAnsi="Arial"/>
-                <w:rtl w:val="0"/>
-              </w:rPr>
-              <w:t>responsive to the expressed support needs of the Client and support network that documents the provision of services and supports by {org.name}, within available funding and {org.name}’s program and service capacity.</w:t>
+              <w:t xml:space="preserve">and develop a written Client Support Plan, Risk Assessment and Home Safety and Risk Assessment Checklist responsive to the expressed support needs of the Client and support network that documents the provision of services and supports by {org.name}, within available funding and {org.name}’s program and service capacity.</w:t>
             </w:r>
             <w:r>
               <w:rPr>
@@ -9414,14 +9307,7 @@
                 <w:rFonts w:ascii="Arial" w:cs="Arial" w:eastAsia="Arial" w:hAnsi="Arial"/>
                 <w:rtl w:val="0"/>
               </w:rPr>
-              <w:t xml:space="preserve">All reasonable efforts are made to ensure that the same Worker (or group of Workers) provides services and supports to the Client </w:t>
-            </w:r>
-            <w:r>
-              <w:rPr>
-                <w:rFonts w:ascii="Arial" w:cs="Arial" w:eastAsia="Arial" w:hAnsi="Arial"/>
-                <w:rtl w:val="0"/>
-              </w:rPr>
-              <w:t xml:space="preserve">without interruption throughout the period of their Services Agreement. </w:t>
+              <w:t xml:space="preserve">All reasonable efforts are made to ensure that the same Worker (or group of Workers) provides services and supports to the Client without interruption throughout the period of their Services Agreement. </w:t>
             </w:r>
           </w:p>
           <w:p>
@@ -10140,14 +10026,7 @@
                 <w:rFonts w:ascii="Arial" w:cs="Arial" w:eastAsia="Arial" w:hAnsi="Arial"/>
                 <w:rtl w:val="0"/>
               </w:rPr>
-              <w:t>either</w:t>
-            </w:r>
-            <w:r>
-              <w:rPr>
-                <w:rFonts w:ascii="Arial" w:cs="Arial" w:eastAsia="Arial" w:hAnsi="Arial"/>
-                <w:rtl w:val="0"/>
-              </w:rPr>
-              <w:t xml:space="preserve"> party gives at least four weeks’ notice to the other party in writing in relation to the termination of the Services Agreement.</w:t>
+              <w:t xml:space="preserve">either party gives at least four weeks’ notice to the other party in writing in relation to the termination of the Services Agreement.</w:t>
             </w:r>
           </w:p>
         </w:tc>
@@ -11379,7 +11258,7 @@
                 <w:b w:val="1"/>
                 <w:rtl w:val="0"/>
               </w:rPr>
-              <w:t>The board</w:t>
+              <w:t>The Director</w:t>
             </w:r>
           </w:p>
         </w:tc>
@@ -11482,11 +11361,6 @@
         </w:rPr>
         <w:t>Legislation, Rules, Guidelines and Policies apply to this Policy and Related Documentation as set out in the Legislation Register.</w:t>
       </w:r>
-      <w:r>
-        <w:rPr>
-          <w:rtl w:val="0"/>
-        </w:rPr>
-      </w:r>
     </w:p>
     <w:p>
       <w:pPr>
@@ -11625,7 +11499,7 @@
         <w:rPr>
           <w:rtl w:val="0"/>
         </w:rPr>
-        <w:t>The Board of {org.legal_name}</w:t>
+        <w:t>{org.signatory.name}, Director of {org.legal_name}</w:t>
       </w:r>
     </w:p>
     <w:p>

--- a/server/templates/library/provision-of-supports-policy/template.docx
+++ b/server/templates/library/provision-of-supports-policy/template.docx
@@ -10444,7 +10444,7 @@
                 <w:rFonts w:ascii="Arial" w:cs="Arial" w:eastAsia="Arial" w:hAnsi="Arial"/>
                 <w:rtl w:val="0"/>
               </w:rPr>
-              <w:t>Conduct an annual survey of all Workers, Clients, their support networks and other stakeholders and ask them to suggest areas for improvement in relation to {org.name}’s application of this Policy including its commitment to best practice service delivery.</w:t>
+              <w:t>Actively seek and welcome feedback from Workers, Clients, their support networks and other stakeholders on an ongoing basis (including through our website) and use it to suggest areas for improvement in relation to {org.name}’s application of this Policy including its commitment to best practice service delivery.</w:t>
             </w:r>
           </w:p>
         </w:tc>

--- a/server/templates/library/provision-of-supports-policy/template.docx
+++ b/server/templates/library/provision-of-supports-policy/template.docx
@@ -194,7 +194,14 @@
           <w:color w:val="000000"/>
           <w:rtl w:val="0"/>
         </w:rPr>
-        <w:t xml:space="preserve">ach participant has a clear understanding of the </w:t>
+        <w:t>ach</w:t>
+      </w:r>
+      <w:r>
+        <w:rPr>
+          <w:color w:val="000000"/>
+          <w:rtl w:val="0"/>
+        </w:rPr>
+        <w:t xml:space="preserve"> participant has a clear understanding of the </w:t>
       </w:r>
       <w:r>
         <w:rPr>
@@ -281,6 +288,11 @@
         </w:rPr>
         <w:t>Each client accesses support in a safe environment that is appropriate to their needs.</w:t>
       </w:r>
+      <w:r>
+        <w:rPr>
+          <w:rtl w:val="0"/>
+        </w:rPr>
+      </w:r>
     </w:p>
     <w:p>
       <w:pPr>
@@ -1392,7 +1404,13 @@
         <w:rPr>
           <w:rtl w:val="0"/>
         </w:rPr>
-        <w:t xml:space="preserve">Support is provided based on the least intrusive options, in accordance with contemporary evidence-informed practices that meet participant needs and help achieve desired outcomes.</w:t>
+        <w:t>Support</w:t>
+      </w:r>
+      <w:r>
+        <w:rPr>
+          <w:rtl w:val="0"/>
+        </w:rPr>
+        <w:t xml:space="preserve"> is provided based on the least intrusive options, in accordance with contemporary evidence-informed practices that meet participant needs and help achieve desired outcomes.</w:t>
       </w:r>
     </w:p>
     <w:p>
@@ -1859,6 +1877,11 @@
         </w:rPr>
         <w:t>Processes for transitioning to or from the provider (including temporary transitions referred to in subsection (2)) are developed, applied, reviewed and communicated.</w:t>
       </w:r>
+      <w:r>
+        <w:rPr>
+          <w:rtl w:val="0"/>
+        </w:rPr>
+      </w:r>
     </w:p>
     <w:p>
       <w:pPr>
@@ -2292,6 +2315,11 @@
         </w:rPr>
         <w:t>PPE is available to each worker, and each participant, who requires it.</w:t>
       </w:r>
+      <w:r>
+        <w:rPr>
+          <w:rtl w:val="0"/>
+        </w:rPr>
+      </w:r>
     </w:p>
     <w:p>
       <w:pPr>
@@ -2787,6 +2815,11 @@
           <w:rtl w:val="0"/>
         </w:rPr>
         <w:t>means the class of support referred to as assistance with daily personal activities in the NDIS.</w:t>
+      </w:r>
+      <w:r>
+        <w:rPr>
+          <w:rtl w:val="0"/>
+        </w:rPr>
       </w:r>
     </w:p>
     <w:p>
@@ -3075,6 +3108,11 @@
         </w:rPr>
         <w:t>the Client uses equipment to enable or facilitate communication with others, including to enable or facilitate the use of a phone or other device.</w:t>
       </w:r>
+      <w:r>
+        <w:rPr>
+          <w:rtl w:val="0"/>
+        </w:rPr>
+      </w:r>
     </w:p>
     <w:p>
       <w:pPr>
@@ -3638,7 +3676,13 @@
         <w:rPr>
           <w:rtl w:val="0"/>
         </w:rPr>
-        <w:t xml:space="preserve">{org.name} will provide Clients and their support network, support to understand their Services Agreement and conditions using the language, mode of communication and terms that the Client is most likely to understand including by:</w:t>
+        <w:t>{org.name}</w:t>
+      </w:r>
+      <w:r>
+        <w:rPr>
+          <w:rtl w:val="0"/>
+        </w:rPr>
+        <w:t xml:space="preserve"> will provide Clients and their support network, support to understand their Services Agreement and conditions using the language, mode of communication and terms that the Client is most likely to understand including by:</w:t>
       </w:r>
     </w:p>
     <w:p>
@@ -3761,6 +3805,11 @@
         </w:rPr>
         <w:t>When intending to provide SIL supports to a Client in SDA accommodation, {org.name} should enter into a SIL and SDA Collaboration Agreement with the specialist disability accommodation provider and the Client in substantially the same form as the {org.name} template SIL and SDA Collaboration Agreement, unless it is agreed that the SDA accommodation provider’s proposed agreement between the parties is more suitable in the circumstances.</w:t>
       </w:r>
+      <w:r>
+        <w:rPr>
+          <w:rtl w:val="0"/>
+        </w:rPr>
+      </w:r>
     </w:p>
     <w:p>
       <w:pPr>
@@ -3786,7 +3835,13 @@
         <w:rPr>
           <w:rtl w:val="0"/>
         </w:rPr>
-        <w:t xml:space="preserve">{org.name} service agreements set out the arrangements for providing support in the event of an emergency or disaster.</w:t>
+        <w:t>{org.name}</w:t>
+      </w:r>
+      <w:r>
+        <w:rPr>
+          <w:rtl w:val="0"/>
+        </w:rPr>
+        <w:t xml:space="preserve"> service agreements set out the arrangements for providing support in the event of an emergency or disaster.</w:t>
       </w:r>
     </w:p>
     <w:p>
@@ -4317,6 +4372,11 @@
         </w:rPr>
         <w:t>Unless otherwise agreed in the Privacy Consent Form, links are developed and maintained by {org.name} through collaboration with other providers, including health care and allied health providers, to share their information, manage risks to them and meet the Client’s needs.</w:t>
       </w:r>
+      <w:r>
+        <w:rPr>
+          <w:rtl w:val="0"/>
+        </w:rPr>
+      </w:r>
     </w:p>
     <w:p>
       <w:pPr>
@@ -4334,6 +4394,11 @@
         </w:rPr>
         <w:t>Reasonable efforts are made to involve the Client in selecting their Workers, including the preferred gender of Workers providing personal care support.</w:t>
       </w:r>
+      <w:r>
+        <w:rPr>
+          <w:rtl w:val="0"/>
+        </w:rPr>
+      </w:r>
     </w:p>
     <w:p>
       <w:pPr>
@@ -4350,6 +4415,11 @@
           <w:rtl w:val="0"/>
         </w:rPr>
         <w:t>Where a Client has specific needs which require monitoring and/or daily support, {org.name} will ensure Workers are appropriately trained and understand the Client’s needs and preferences contemporaneously in accordance with the Service Access Procedure set out below.</w:t>
+      </w:r>
+      <w:r>
+        <w:rPr>
+          <w:rtl w:val="0"/>
+        </w:rPr>
       </w:r>
     </w:p>
     <w:p>
@@ -4413,7 +4483,13 @@
         <w:rPr>
           <w:rtl w:val="0"/>
         </w:rPr>
-        <w:t xml:space="preserve">{org.name} will ensure planned transitions by a Client to or from it are facilitated in collaboration with each Client and their support network when possible in accordance with documented procedure. </w:t>
+        <w:t>{org.name}</w:t>
+      </w:r>
+      <w:r>
+        <w:rPr>
+          <w:rtl w:val="0"/>
+        </w:rPr>
+        <w:t xml:space="preserve"> will ensure planned transitions by a Client to or from it are facilitated in collaboration with each Client and their support network when possible in accordance with documented procedure. </w:t>
       </w:r>
     </w:p>
     <w:p>
@@ -4522,6 +4598,11 @@
         </w:rPr>
         <w:t xml:space="preserve">{org.name} will support potential Clients’ right to complain and provide feedback about any aspect of their access to and the provision of support that are important to them and for them, their family and carers. </w:t>
       </w:r>
+      <w:r>
+        <w:rPr>
+          <w:rtl w:val="0"/>
+        </w:rPr>
+      </w:r>
     </w:p>
     <w:p>
       <w:pPr>
@@ -4580,7 +4661,7 @@
         <w:rPr>
           <w:rtl w:val="0"/>
         </w:rPr>
-        <w:t>The Policy is supported by the following Procedures which are intended to clarify the responsibilities of Principal, Key Management Personnel, Workers and other persons and make explicit the underlying principles of the Policy. The Procedures work together dynamically and are relevant to all parts of {org.name}. The Procedures are not ordered in priority and all are important to achieving the</w:t>
+        <w:t>The Policy is supported by the following Procedures which are intended to clarify the responsibilities of the board, Principal, Key Management Personnel, Workers and other persons and make explicit the underlying principles of the Policy. The Procedures work together dynamically and are relevant to all parts of {org.name}. The Procedures are not ordered in priority and all are important to achieving the</w:t>
       </w:r>
       <w:r>
         <w:rPr>
@@ -4594,6 +4675,11 @@
           <w:rtl w:val="0"/>
         </w:rPr>
         <w:t>aims of the Policy Statement.</w:t>
+      </w:r>
+      <w:r>
+        <w:rPr>
+          <w:rtl w:val="0"/>
+        </w:rPr>
       </w:r>
     </w:p>
     <w:tbl>
@@ -6805,7 +6891,14 @@
                 <w:rFonts w:ascii="Arial" w:cs="Arial" w:eastAsia="Arial" w:hAnsi="Arial"/>
                 <w:rtl w:val="0"/>
               </w:rPr>
-              <w:t xml:space="preserve">with appropriate strategies to manage known risks planned and implemented, including strategies to manage any identified risks with respect to a Client that is Subject to a Significant Risk Factor. Where relevant, this process should include with other providers (including health care and allied health providers and providers of other services) to identify and manage risks to participants and to correctly interpret their needs and preferences,</w:t>
+              <w:t xml:space="preserve">with appropriate strategies to manage known risks planned and implemented, </w:t>
+            </w:r>
+            <w:r>
+              <w:rPr>
+                <w:rFonts w:ascii="Arial" w:cs="Arial" w:eastAsia="Arial" w:hAnsi="Arial"/>
+                <w:rtl w:val="0"/>
+              </w:rPr>
+              <w:t>including strategies to manage any identified risks with respect to a Client that is Subject to a Significant Risk Factor. Where relevant, this process should include with other providers (including health care and allied health providers and providers of other services) to identify and manage risks to participants and to correctly interpret their needs and preferences,</w:t>
             </w:r>
           </w:p>
           <w:p>
@@ -6823,7 +6916,21 @@
                 <w:rFonts w:ascii="Arial" w:cs="Arial" w:eastAsia="Arial" w:hAnsi="Arial"/>
                 <w:rtl w:val="0"/>
               </w:rPr>
-              <w:t xml:space="preserve">and develop a written Client Support Plan, Risk Assessment and Home Safety and Risk Assessment Checklist responsive to the expressed support needs of the Client and support network that documents the provision of services and supports by {org.name}, within available funding and {org.name}’s program and service capacity.</w:t>
+              <w:t>and develop a written Client Support Plan,</w:t>
+            </w:r>
+            <w:r>
+              <w:rPr>
+                <w:rFonts w:ascii="Arial" w:cs="Arial" w:eastAsia="Arial" w:hAnsi="Arial"/>
+                <w:rtl w:val="0"/>
+              </w:rPr>
+              <w:t xml:space="preserve"> Risk Assessment and Home Safety and Risk Assessment Checklist </w:t>
+            </w:r>
+            <w:r>
+              <w:rPr>
+                <w:rFonts w:ascii="Arial" w:cs="Arial" w:eastAsia="Arial" w:hAnsi="Arial"/>
+                <w:rtl w:val="0"/>
+              </w:rPr>
+              <w:t>responsive to the expressed support needs of the Client and support network that documents the provision of services and supports by {org.name}, within available funding and {org.name}’s program and service capacity.</w:t>
             </w:r>
             <w:r>
               <w:rPr>
@@ -9307,7 +9414,14 @@
                 <w:rFonts w:ascii="Arial" w:cs="Arial" w:eastAsia="Arial" w:hAnsi="Arial"/>
                 <w:rtl w:val="0"/>
               </w:rPr>
-              <w:t xml:space="preserve">All reasonable efforts are made to ensure that the same Worker (or group of Workers) provides services and supports to the Client without interruption throughout the period of their Services Agreement. </w:t>
+              <w:t xml:space="preserve">All reasonable efforts are made to ensure that the same Worker (or group of Workers) provides services and supports to the Client </w:t>
+            </w:r>
+            <w:r>
+              <w:rPr>
+                <w:rFonts w:ascii="Arial" w:cs="Arial" w:eastAsia="Arial" w:hAnsi="Arial"/>
+                <w:rtl w:val="0"/>
+              </w:rPr>
+              <w:t xml:space="preserve">without interruption throughout the period of their Services Agreement. </w:t>
             </w:r>
           </w:p>
           <w:p>
@@ -10026,7 +10140,14 @@
                 <w:rFonts w:ascii="Arial" w:cs="Arial" w:eastAsia="Arial" w:hAnsi="Arial"/>
                 <w:rtl w:val="0"/>
               </w:rPr>
-              <w:t xml:space="preserve">either party gives at least four weeks’ notice to the other party in writing in relation to the termination of the Services Agreement.</w:t>
+              <w:t>either</w:t>
+            </w:r>
+            <w:r>
+              <w:rPr>
+                <w:rFonts w:ascii="Arial" w:cs="Arial" w:eastAsia="Arial" w:hAnsi="Arial"/>
+                <w:rtl w:val="0"/>
+              </w:rPr>
+              <w:t xml:space="preserve"> party gives at least four weeks’ notice to the other party in writing in relation to the termination of the Services Agreement.</w:t>
             </w:r>
           </w:p>
         </w:tc>
@@ -10444,7 +10565,7 @@
                 <w:rFonts w:ascii="Arial" w:cs="Arial" w:eastAsia="Arial" w:hAnsi="Arial"/>
                 <w:rtl w:val="0"/>
               </w:rPr>
-              <w:t>Actively seek and welcome feedback from Workers, Clients, their support networks and other stakeholders on an ongoing basis (including through our website) and use it to suggest areas for improvement in relation to {org.name}’s application of this Policy including its commitment to best practice service delivery.</w:t>
+              <w:t>Conduct an annual survey of all Workers, Clients, their support networks and other stakeholders and ask them to suggest areas for improvement in relation to {org.name}’s application of this Policy including its commitment to best practice service delivery.</w:t>
             </w:r>
           </w:p>
         </w:tc>
@@ -11258,7 +11379,7 @@
                 <w:b w:val="1"/>
                 <w:rtl w:val="0"/>
               </w:rPr>
-              <w:t>The Director</w:t>
+              <w:t>The board</w:t>
             </w:r>
           </w:p>
         </w:tc>
@@ -11361,6 +11482,11 @@
         </w:rPr>
         <w:t>Legislation, Rules, Guidelines and Policies apply to this Policy and Related Documentation as set out in the Legislation Register.</w:t>
       </w:r>
+      <w:r>
+        <w:rPr>
+          <w:rtl w:val="0"/>
+        </w:rPr>
+      </w:r>
     </w:p>
     <w:p>
       <w:pPr>
@@ -11499,7 +11625,7 @@
         <w:rPr>
           <w:rtl w:val="0"/>
         </w:rPr>
-        <w:t>{org.signatory.name}, Director of {org.legal_name}</w:t>
+        <w:t>The Board of {org.legal_name}</w:t>
       </w:r>
     </w:p>
     <w:p>
